--- a/guj/docx/65.content.docx
+++ b/guj/docx/65.content.docx
@@ -11183,18 +11183,12 @@
         </w:rPr>
         <w:t xml:space="preserve">શબ્દ </w:t>
       </w:r>
-      <w:hyperlink r:id="rId13">
-        <w:r>
-          <w:rPr>
-            <w:lang w:val="gu_IN" w:bidi="gu_IN"/>
-          </w:rPr>
-          <w:rPr>
-            <w:color w:val="0000EE"/>
-            <w:u w:val="single"/>
-          </w:rPr>
-          <w:t>૪</w:t>
-        </w:r>
-      </w:hyperlink>
+      <w:r>
+        <w:rPr>
+          <w:lang w:val="gu_IN" w:bidi="gu_IN"/>
+        </w:rPr>
+        <w:t>૪</w:t>
+      </w:r>
       <w:r>
         <w:rPr>
           <w:lang w:val="gu_IN" w:bidi="gu_IN"/>

--- a/guj/docx/65.content.docx
+++ b/guj/docx/65.content.docx
@@ -10506,6 +10506,170 @@
         <w:rPr>
           <w:lang w:val="gu_IN" w:bidi="gu_IN"/>
         </w:rPr>
+        <w:t>યહૂદાનો પત્ર 1:14 (#1)</w:t>
+      </w:r>
+      <w:r>
+        <w:rPr>
+          <w:lang w:val="gu_IN" w:bidi="gu_IN"/>
+        </w:rPr>
+      </w:r>
+    </w:p>
+    <w:p>
+      <w:pPr/>
+      <w:r>
+        <w:rPr>
+          <w:lang w:val="gu_IN" w:bidi="gu_IN"/>
+        </w:rPr>
+      </w:r>
+      <w:r>
+        <w:rPr>
+          <w:b/>
+          <w:lang w:val="gu_IN" w:bidi="gu_IN"/>
+        </w:rPr>
+        <w:t>"હનોખે"</w:t>
+      </w:r>
+    </w:p>
+    <w:p>
+      <w:pPr/>
+      <w:r>
+        <w:rPr>
+          <w:lang w:val="gu_IN" w:bidi="gu_IN"/>
+        </w:rPr>
+      </w:r>
+      <w:r>
+        <w:rPr>
+          <w:b/>
+          <w:lang w:val="gu_IN" w:bidi="gu_IN"/>
+        </w:rPr>
+        <w:t>હનોખ</w:t>
+      </w:r>
+      <w:r>
+        <w:rPr>
+          <w:lang w:val="gu_IN" w:bidi="gu_IN"/>
+        </w:rPr>
+        <w:t xml:space="preserve">એક પુરુષનું નામ છે. (જુઓ: </w:t>
+      </w:r>
+      <w:r>
+        <w:rPr>
+          <w:lang w:val="gu_IN" w:bidi="gu_IN"/>
+        </w:rPr>
+        <w:t>નામોનો અનુવાદ કેવી રીતે કરવો</w:t>
+      </w:r>
+      <w:r>
+        <w:rPr>
+          <w:lang w:val="gu_IN" w:bidi="gu_IN"/>
+        </w:rPr>
+        <w:t>)</w:t>
+      </w:r>
+      <w:r>
+        <w:rPr>
+          <w:lang w:val="gu_IN" w:bidi="gu_IN"/>
+        </w:rPr>
+      </w:r>
+      <w:r>
+        <w:rPr>
+          <w:lang w:val="gu_IN" w:bidi="gu_IN"/>
+        </w:rPr>
+      </w:r>
+    </w:p>
+    <w:p>
+      <w:pPr/>
+      <w:r>
+        <w:rPr>
+          <w:lang w:val="gu_IN" w:bidi="gu_IN"/>
+        </w:rPr>
+      </w:r>
+    </w:p>
+    <w:p>
+      <w:pPr>
+        <w:pStyle w:val="Heading2"/>
+      </w:pPr>
+      <w:r>
+        <w:rPr>
+          <w:lang w:val="gu_IN" w:bidi="gu_IN"/>
+        </w:rPr>
+        <w:t>યહૂદાનો પત્ર 1:14 (#3)</w:t>
+      </w:r>
+      <w:r>
+        <w:rPr>
+          <w:lang w:val="gu_IN" w:bidi="gu_IN"/>
+        </w:rPr>
+      </w:r>
+    </w:p>
+    <w:p>
+      <w:pPr/>
+      <w:r>
+        <w:rPr>
+          <w:lang w:val="gu_IN" w:bidi="gu_IN"/>
+        </w:rPr>
+      </w:r>
+      <w:r>
+        <w:rPr>
+          <w:b/>
+          <w:lang w:val="gu_IN" w:bidi="gu_IN"/>
+        </w:rPr>
+        <w:t>"આદમમાંથી"</w:t>
+      </w:r>
+    </w:p>
+    <w:p>
+      <w:pPr/>
+      <w:r>
+        <w:rPr>
+          <w:lang w:val="gu_IN" w:bidi="gu_IN"/>
+        </w:rPr>
+      </w:r>
+      <w:r>
+        <w:rPr>
+          <w:b/>
+          <w:lang w:val="gu_IN" w:bidi="gu_IN"/>
+        </w:rPr>
+        <w:t>આદમ</w:t>
+      </w:r>
+      <w:r>
+        <w:rPr>
+          <w:lang w:val="gu_IN" w:bidi="gu_IN"/>
+        </w:rPr>
+        <w:t xml:space="preserve"> એક પુરુષનું નામ છે. (જુઓ: </w:t>
+      </w:r>
+      <w:r>
+        <w:rPr>
+          <w:lang w:val="gu_IN" w:bidi="gu_IN"/>
+        </w:rPr>
+        <w:t>નામોનો અનુવાદ કેવી રીતે કરવો</w:t>
+      </w:r>
+      <w:r>
+        <w:rPr>
+          <w:lang w:val="gu_IN" w:bidi="gu_IN"/>
+        </w:rPr>
+        <w:t>)</w:t>
+      </w:r>
+      <w:r>
+        <w:rPr>
+          <w:lang w:val="gu_IN" w:bidi="gu_IN"/>
+        </w:rPr>
+      </w:r>
+      <w:r>
+        <w:rPr>
+          <w:lang w:val="gu_IN" w:bidi="gu_IN"/>
+        </w:rPr>
+      </w:r>
+    </w:p>
+    <w:p>
+      <w:pPr/>
+      <w:r>
+        <w:rPr>
+          <w:lang w:val="gu_IN" w:bidi="gu_IN"/>
+        </w:rPr>
+      </w:r>
+    </w:p>
+    <w:p>
+      <w:pPr>
+        <w:pStyle w:val="Heading2"/>
+      </w:pPr>
+      <w:r>
+        <w:rPr>
+          <w:lang w:val="gu_IN" w:bidi="gu_IN"/>
+        </w:rPr>
         <w:t>યહૂદાનો પત્ર 1:15 (#1)</w:t>
       </w:r>
       <w:r>
@@ -13762,6 +13926,82 @@
           <w:lang w:val="gu_IN" w:bidi="gu_IN"/>
         </w:rPr>
         <w:t>આ ઉપવાક્ય બીજા માધ્યમનો ઉલ્લેખ કરે છે જેમાં યહૂદાનાં વાંચકો પોતાને ઈશ્વરના પ્રેમમાં સંભાળી રાખવા માટે આજ્ઞાનું પાલન કરી શકે છે, જે તે આગલી કલમમાં બનાવે છે. જો તે તમારી ભાષામાં એકદમ સ્પષ્ટ થતું હોય તો, તેને તમે સ્પષ્ટ શબ્દોમાં રજુ કરી શકો છો. વૈકલ્પિક અનુવાદ: “પવિત્ર આત્મામાં પ્રાર્થના કરવાના માધ્યમથી”</w:t>
+      </w:r>
+      <w:r>
+        <w:rPr>
+          <w:lang w:val="gu_IN" w:bidi="gu_IN"/>
+        </w:rPr>
+      </w:r>
+      <w:r>
+        <w:rPr>
+          <w:lang w:val="gu_IN" w:bidi="gu_IN"/>
+        </w:rPr>
+      </w:r>
+    </w:p>
+    <w:p>
+      <w:pPr/>
+      <w:r>
+        <w:rPr>
+          <w:lang w:val="gu_IN" w:bidi="gu_IN"/>
+        </w:rPr>
+      </w:r>
+    </w:p>
+    <w:p>
+      <w:pPr>
+        <w:pStyle w:val="Heading2"/>
+      </w:pPr>
+      <w:r>
+        <w:rPr>
+          <w:lang w:val="gu_IN" w:bidi="gu_IN"/>
+        </w:rPr>
+        <w:t>યહૂદાનો પત્ર 1:20 (#6)</w:t>
+      </w:r>
+      <w:r>
+        <w:rPr>
+          <w:lang w:val="gu_IN" w:bidi="gu_IN"/>
+        </w:rPr>
+      </w:r>
+    </w:p>
+    <w:p>
+      <w:pPr/>
+      <w:r>
+        <w:rPr>
+          <w:lang w:val="gu_IN" w:bidi="gu_IN"/>
+        </w:rPr>
+      </w:r>
+      <w:r>
+        <w:rPr>
+          <w:b/>
+          <w:lang w:val="gu_IN" w:bidi="gu_IN"/>
+        </w:rPr>
+        <w:t>"પવિત્ર આત્મામાં પ્રાર્થના કરીને"</w:t>
+      </w:r>
+    </w:p>
+    <w:p>
+      <w:pPr/>
+      <w:r>
+        <w:rPr>
+          <w:lang w:val="gu_IN" w:bidi="gu_IN"/>
+        </w:rPr>
+      </w:r>
+      <w:r>
+        <w:rPr>
+          <w:lang w:val="gu_IN" w:bidi="gu_IN"/>
+        </w:rPr>
+        <w:t xml:space="preserve">અહીં, </w:t>
+      </w:r>
+      <w:r>
+        <w:rPr>
+          <w:b/>
+          <w:lang w:val="gu_IN" w:bidi="gu_IN"/>
+        </w:rPr>
+        <w:t>વડે</w:t>
+      </w:r>
+      <w:r>
+        <w:rPr>
+          <w:lang w:val="gu_IN" w:bidi="gu_IN"/>
+        </w:rPr>
+        <w:t xml:space="preserve"> શબ્દ જેના વડે પ્રાર્થના કરવામાં આવે છે તેને દર્શાવે છે. જો તે તમારી ભાષામાં એકદમ સ્પષ્ટ થતું હોય તો, તેને તમે સ્પષ્ટ શબ્દોમાં જણાવી શકો છો. વૈકલ્પિક અનુવાદ: “પવિત્ર આત્માના માધ્યમથી પ્રાર્થના કરીને”</w:t>
       </w:r>
       <w:r>
         <w:rPr>
